--- a/downloads/02_Copilot_Prompts.docx
+++ b/downloads/02_Copilot_Prompts.docx
@@ -422,6 +422,21 @@
           <w:szCs w:val="19"/>
         </w:rPr>
         <w:t xml:space="preserve">ποιος πληθυσμός, ποια παρέμβαση ή φαινόμενο, ποια αποτελέσματα, ποιο πλαίσιο.</w:t>
+      </w:r>
+    </w:p>
+    <w:p>
+      <w:pPr>
+        <w:shd w:fill="F3F6F8" w:color="auto" w:val="clear"/>
+        <w:spacing w:after="0" w:line="260"/>
+        <w:ind w:left="200" w:right="200"/>
+      </w:pPr>
+      <w:r>
+        <w:rPr>
+          <w:rFonts w:ascii="Consolas" w:cs="Consolas" w:eastAsia="Consolas" w:hAnsi="Consolas"/>
+          <w:sz w:val="19"/>
+          <w:szCs w:val="19"/>
+        </w:rPr>
+        <w:t xml:space="preserve">(Βασίσου σε πλαίσια όπως PICO, SPIDER ή PEO, ανάλογα με το είδος του ερωτήματος.)</w:t>
       </w:r>
     </w:p>
     <w:p>

--- a/downloads/02_Copilot_Prompts.docx
+++ b/downloads/02_Copilot_Prompts.docx
@@ -1750,7 +1750,7 @@
         <w:sz w:val="16"/>
         <w:szCs w:val="16"/>
       </w:rPr>
-      <w:t xml:space="preserve">Από το Prompt στη Δήλωση · Copilot Edition · CC BY-NC-SA 4.0 · σελ. </w:t>
+      <w:t xml:space="preserve">Από το Prompt στη Δήλωση · Copilot Edition · Δρ. Δ.Ι. Σωτηρόπουλος · CC BY-NC-SA 4.0 · σελ. </w:t>
     </w:r>
     <w:r>
       <w:rPr>
